--- a/docentes/administrativo/Resumen del diagnóstico · perfil administrativo.docx
+++ b/docentes/administrativo/Resumen del diagnóstico · perfil administrativo.docx
@@ -110,7 +110,7 @@
           <w:sz w:val="21"/>
           <w:szCs w:val="21"/>
         </w:rPr>
-        <w:t xml:space="preserve">Diagnóstico inicial con corte del 14 de octubre de 2026 · instrumento de 38 preguntas · resultados agregados del perfil</w:t>
+        <w:t xml:space="preserve">Diagnóstico inicial con corte del 23 de octubre de 2026 · instrumento de 38 preguntas · resultados agregados del perfil</w:t>
       </w:r>
     </w:p>
     <w:p>
@@ -213,7 +213,7 @@
           <w:sz w:val="21"/>
           <w:szCs w:val="21"/>
         </w:rPr>
-        <w:t xml:space="preserve">282 de 496 personas respondieron, 57 % del perfil. Todas tienen índice completo.</w:t>
+        <w:t xml:space="preserve">332 de 479 personas terminaron el diagnóstico, 69 % del perfil, y las 332 tienen índice completo.</w:t>
       </w:r>
     </w:p>
     <w:p>
@@ -227,7 +227,7 @@
           <w:sz w:val="21"/>
           <w:szCs w:val="21"/>
         </w:rPr>
-        <w:t xml:space="preserve">G&amp;J Ferreterías aporta 80 de las 282 respuestas; siguen Colmena (58), G&amp;J Soluciones (45), Almasa (45), Sigmasteel (44) y G&amp;J Ramírez (10). El grueso de quienes faltan está en G&amp;J Ferreterías.</w:t>
+        <w:t xml:space="preserve">G&amp;J Ferreterías aporta 106 de las 332 respuestas; siguen Colmena (62), G&amp;J Soluciones (58), Almasa (50), Sigmasteel (46) y G&amp;J Ramírez (10). El grueso de quienes faltan sigue en G&amp;J Ferreterías.</w:t>
       </w:r>
     </w:p>
     <w:p>
@@ -479,7 +479,7 @@
                 <w:sz w:val="19"/>
                 <w:szCs w:val="19"/>
               </w:rPr>
-              <w:t xml:space="preserve">88,7</w:t>
+              <w:t xml:space="preserve">88,1</w:t>
             </w:r>
           </w:p>
         </w:tc>
@@ -577,7 +577,7 @@
                 <w:sz w:val="19"/>
                 <w:szCs w:val="19"/>
               </w:rPr>
-              <w:t xml:space="preserve">86,2</w:t>
+              <w:t xml:space="preserve">85,7</w:t>
             </w:r>
           </w:p>
         </w:tc>
@@ -675,7 +675,7 @@
                 <w:sz w:val="19"/>
                 <w:szCs w:val="19"/>
               </w:rPr>
-              <w:t xml:space="preserve">56,8</w:t>
+              <w:t xml:space="preserve">57,1</w:t>
             </w:r>
           </w:p>
         </w:tc>
@@ -773,7 +773,7 @@
                 <w:sz w:val="19"/>
                 <w:szCs w:val="19"/>
               </w:rPr>
-              <w:t xml:space="preserve">79,9</w:t>
+              <w:t xml:space="preserve">79,5</w:t>
             </w:r>
           </w:p>
         </w:tc>
@@ -871,7 +871,7 @@
                 <w:sz w:val="19"/>
                 <w:szCs w:val="19"/>
               </w:rPr>
-              <w:t xml:space="preserve">77,1</w:t>
+              <w:t xml:space="preserve">77,2</w:t>
             </w:r>
           </w:p>
         </w:tc>
@@ -1157,7 +1157,7 @@
                 <w:sz w:val="19"/>
                 <w:szCs w:val="19"/>
               </w:rPr>
-              <w:t xml:space="preserve">74,8 %</w:t>
+              <w:t xml:space="preserve">74,7 %</w:t>
             </w:r>
           </w:p>
         </w:tc>
@@ -1255,7 +1255,7 @@
                 <w:sz w:val="19"/>
                 <w:szCs w:val="19"/>
               </w:rPr>
-              <w:t xml:space="preserve">78,4 %</w:t>
+              <w:t xml:space="preserve">76,8 %</w:t>
             </w:r>
           </w:p>
         </w:tc>
@@ -1353,7 +1353,7 @@
                 <w:sz w:val="19"/>
                 <w:szCs w:val="19"/>
               </w:rPr>
-              <w:t xml:space="preserve">79,8 %</w:t>
+              <w:t xml:space="preserve">78,6 %</w:t>
             </w:r>
           </w:p>
         </w:tc>
@@ -1451,7 +1451,7 @@
                 <w:sz w:val="19"/>
                 <w:szCs w:val="19"/>
               </w:rPr>
-              <w:t xml:space="preserve">86,2 %</w:t>
+              <w:t xml:space="preserve">84,0 %</w:t>
             </w:r>
           </w:p>
         </w:tc>
@@ -1549,7 +1549,7 @@
                 <w:sz w:val="19"/>
                 <w:szCs w:val="19"/>
               </w:rPr>
-              <w:t xml:space="preserve">89,4 %</w:t>
+              <w:t xml:space="preserve">89,5 %</w:t>
             </w:r>
           </w:p>
         </w:tc>
@@ -1647,7 +1647,7 @@
                 <w:sz w:val="19"/>
                 <w:szCs w:val="19"/>
               </w:rPr>
-              <w:t xml:space="preserve">91,5 %</w:t>
+              <w:t xml:space="preserve">91,6 %</w:t>
             </w:r>
           </w:p>
         </w:tc>
@@ -1683,7 +1683,7 @@
                 <w:sz w:val="19"/>
                 <w:szCs w:val="19"/>
               </w:rPr>
-              <w:t xml:space="preserve">S_3</w:t>
+              <w:t xml:space="preserve">D_3</w:t>
             </w:r>
           </w:p>
         </w:tc>
@@ -1714,7 +1714,7 @@
                 <w:sz w:val="19"/>
                 <w:szCs w:val="19"/>
               </w:rPr>
-              <w:t xml:space="preserve">Informe en 20 minutos sin alcanzar a verificar una cifra</w:t>
+              <w:t xml:space="preserve">500 ventas del mes y hay que filtrar por UNE</w:t>
             </w:r>
           </w:p>
         </w:tc>
@@ -1745,7 +1745,7 @@
                 <w:sz w:val="19"/>
                 <w:szCs w:val="19"/>
               </w:rPr>
-              <w:t xml:space="preserve">91,5 %</w:t>
+              <w:t xml:space="preserve">91,6 %</w:t>
             </w:r>
           </w:p>
         </w:tc>
@@ -1781,7 +1781,7 @@
                 <w:sz w:val="19"/>
                 <w:szCs w:val="19"/>
               </w:rPr>
-              <w:t xml:space="preserve">D_3</w:t>
+              <w:t xml:space="preserve">S_3</w:t>
             </w:r>
           </w:p>
         </w:tc>
@@ -1812,7 +1812,7 @@
                 <w:sz w:val="19"/>
                 <w:szCs w:val="19"/>
               </w:rPr>
-              <w:t xml:space="preserve">500 ventas del mes y hay que filtrar por UNE</w:t>
+              <w:t xml:space="preserve">Informe en 20 minutos sin alcanzar a verificar una cifra</w:t>
             </w:r>
           </w:p>
         </w:tc>
@@ -1843,7 +1843,7 @@
                 <w:sz w:val="19"/>
                 <w:szCs w:val="19"/>
               </w:rPr>
-              <w:t xml:space="preserve">92,9 %</w:t>
+              <w:t xml:space="preserve">92,2 %</w:t>
             </w:r>
           </w:p>
         </w:tc>
@@ -2263,7 +2263,7 @@
                 <w:sz w:val="19"/>
                 <w:szCs w:val="19"/>
               </w:rPr>
-              <w:t xml:space="preserve">59</w:t>
+              <w:t xml:space="preserve">70</w:t>
             </w:r>
           </w:p>
         </w:tc>
@@ -2361,7 +2361,7 @@
                 <w:sz w:val="19"/>
                 <w:szCs w:val="19"/>
               </w:rPr>
-              <w:t xml:space="preserve">69</w:t>
+              <w:t xml:space="preserve">84</w:t>
             </w:r>
           </w:p>
         </w:tc>
@@ -2392,7 +2392,7 @@
                 <w:sz w:val="19"/>
                 <w:szCs w:val="19"/>
               </w:rPr>
-              <w:t xml:space="preserve">24 %</w:t>
+              <w:t xml:space="preserve">25 %</w:t>
             </w:r>
           </w:p>
         </w:tc>
@@ -2459,7 +2459,7 @@
                 <w:sz w:val="19"/>
                 <w:szCs w:val="19"/>
               </w:rPr>
-              <w:t xml:space="preserve">38</w:t>
+              <w:t xml:space="preserve">44</w:t>
             </w:r>
           </w:p>
         </w:tc>
@@ -2557,7 +2557,7 @@
                 <w:sz w:val="19"/>
                 <w:szCs w:val="19"/>
               </w:rPr>
-              <w:t xml:space="preserve">81</w:t>
+              <w:t xml:space="preserve">96</w:t>
             </w:r>
           </w:p>
         </w:tc>
@@ -2655,7 +2655,7 @@
                 <w:sz w:val="19"/>
                 <w:szCs w:val="19"/>
               </w:rPr>
-              <w:t xml:space="preserve">35</w:t>
+              <w:t xml:space="preserve">38</w:t>
             </w:r>
           </w:p>
         </w:tc>
@@ -2686,7 +2686,7 @@
                 <w:sz w:val="19"/>
                 <w:szCs w:val="19"/>
               </w:rPr>
-              <w:t xml:space="preserve">12 %</w:t>
+              <w:t xml:space="preserve">11 %</w:t>
             </w:r>
           </w:p>
         </w:tc>
@@ -2703,7 +2703,7 @@
           <w:sz w:val="21"/>
           <w:szCs w:val="21"/>
         </w:rPr>
-        <w:t xml:space="preserve">En el programa, 50 % usa la IA con cuenta personal y 15 % con la cuenta de la empresa. ChatGPT llega al 74 % de quienes la usan y Gemini al 47 %. Los usos se concentran en buscar información y redactar; analizar datos llega al 26 % y resumir documentos al 19 %.</w:t>
+        <w:t xml:space="preserve">Los usos se concentran en buscar información y redactar; analizar datos y resumir documentos quedan muy por detrás. ChatGPT es la herramienta más usada, seguida de Gemini.</w:t>
       </w:r>
     </w:p>
     <w:p>
@@ -2939,7 +2939,7 @@
                 <w:sz w:val="19"/>
                 <w:szCs w:val="19"/>
               </w:rPr>
-              <w:t xml:space="preserve">98</w:t>
+              <w:t xml:space="preserve">117</w:t>
             </w:r>
           </w:p>
         </w:tc>
@@ -3037,7 +3037,7 @@
                 <w:sz w:val="19"/>
                 <w:szCs w:val="19"/>
               </w:rPr>
-              <w:t xml:space="preserve">87</w:t>
+              <w:t xml:space="preserve">103</w:t>
             </w:r>
           </w:p>
         </w:tc>
@@ -3135,7 +3135,7 @@
                 <w:sz w:val="19"/>
                 <w:szCs w:val="19"/>
               </w:rPr>
-              <w:t xml:space="preserve">49</w:t>
+              <w:t xml:space="preserve">55</w:t>
             </w:r>
           </w:p>
         </w:tc>
@@ -3233,7 +3233,7 @@
                 <w:sz w:val="19"/>
                 <w:szCs w:val="19"/>
               </w:rPr>
-              <w:t xml:space="preserve">26</w:t>
+              <w:t xml:space="preserve">34</w:t>
             </w:r>
           </w:p>
         </w:tc>
@@ -3264,7 +3264,7 @@
                 <w:sz w:val="19"/>
                 <w:szCs w:val="19"/>
               </w:rPr>
-              <w:t xml:space="preserve">9 %</w:t>
+              <w:t xml:space="preserve">10 %</w:t>
             </w:r>
           </w:p>
         </w:tc>
@@ -3331,7 +3331,7 @@
                 <w:sz w:val="19"/>
                 <w:szCs w:val="19"/>
               </w:rPr>
-              <w:t xml:space="preserve">22</w:t>
+              <w:t xml:space="preserve">23</w:t>
             </w:r>
           </w:p>
         </w:tc>
@@ -3362,7 +3362,7 @@
                 <w:sz w:val="19"/>
                 <w:szCs w:val="19"/>
               </w:rPr>
-              <w:t xml:space="preserve">8 %</w:t>
+              <w:t xml:space="preserve">7 %</w:t>
             </w:r>
           </w:p>
         </w:tc>
@@ -3589,7 +3589,7 @@
                 <w:sz w:val="19"/>
                 <w:szCs w:val="19"/>
               </w:rPr>
-              <w:t xml:space="preserve">87</w:t>
+              <w:t xml:space="preserve">112</w:t>
             </w:r>
           </w:p>
         </w:tc>
@@ -3620,7 +3620,7 @@
                 <w:sz w:val="19"/>
                 <w:szCs w:val="19"/>
               </w:rPr>
-              <w:t xml:space="preserve">31 %</w:t>
+              <w:t xml:space="preserve">34 %</w:t>
             </w:r>
           </w:p>
         </w:tc>
@@ -3687,7 +3687,7 @@
                 <w:sz w:val="19"/>
                 <w:szCs w:val="19"/>
               </w:rPr>
-              <w:t xml:space="preserve">106</w:t>
+              <w:t xml:space="preserve">120</w:t>
             </w:r>
           </w:p>
         </w:tc>
@@ -3718,7 +3718,7 @@
                 <w:sz w:val="19"/>
                 <w:szCs w:val="19"/>
               </w:rPr>
-              <w:t xml:space="preserve">38 %</w:t>
+              <w:t xml:space="preserve">36 %</w:t>
             </w:r>
           </w:p>
         </w:tc>
@@ -3785,7 +3785,7 @@
                 <w:sz w:val="19"/>
                 <w:szCs w:val="19"/>
               </w:rPr>
-              <w:t xml:space="preserve">53</w:t>
+              <w:t xml:space="preserve">59</w:t>
             </w:r>
           </w:p>
         </w:tc>
@@ -3816,7 +3816,7 @@
                 <w:sz w:val="19"/>
                 <w:szCs w:val="19"/>
               </w:rPr>
-              <w:t xml:space="preserve">19 %</w:t>
+              <w:t xml:space="preserve">18 %</w:t>
             </w:r>
           </w:p>
         </w:tc>
@@ -3883,7 +3883,7 @@
                 <w:sz w:val="19"/>
                 <w:szCs w:val="19"/>
               </w:rPr>
-              <w:t xml:space="preserve">36</w:t>
+              <w:t xml:space="preserve">41</w:t>
             </w:r>
           </w:p>
         </w:tc>
@@ -3914,7 +3914,7 @@
                 <w:sz w:val="19"/>
                 <w:szCs w:val="19"/>
               </w:rPr>
-              <w:t xml:space="preserve">13 %</w:t>
+              <w:t xml:space="preserve">12 %</w:t>
             </w:r>
           </w:p>
         </w:tc>
@@ -3941,7 +3941,7 @@
           <w:sz w:val="21"/>
           <w:szCs w:val="21"/>
         </w:rPr>
-        <w:t xml:space="preserve">103 administrativos hacen informes que también hace otra área, o creen que sí.</w:t>
+        <w:t xml:space="preserve">121 administrativos hacen informes que también hace otra área y 69 creen que sí.</w:t>
       </w:r>
     </w:p>
     <w:p>
@@ -3960,7 +3960,7 @@
           <w:sz w:val="21"/>
           <w:szCs w:val="21"/>
         </w:rPr>
-        <w:t xml:space="preserve">Registro del trabajo: 104 personas usan el ERP UnoE y 72 archivos propios de Excel. 184 responden que el CRM no aplica a su cargo.</w:t>
+        <w:t xml:space="preserve">Registro del trabajo: 127 usan el ERP UnoE, 80 archivos propios de Excel y 65 el correo. 219 responden que el CRM no aplica a su cargo.</w:t>
       </w:r>
     </w:p>
     <w:p>
@@ -3979,7 +3979,7 @@
           <w:sz w:val="21"/>
           <w:szCs w:val="21"/>
         </w:rPr>
-        <w:t xml:space="preserve">Política de IA: 114 administrativos, cerca del 40 %, no la han firmado o no sabían que existía.</w:t>
+        <w:t xml:space="preserve">Política de IA: 115 administrativos, cerca del 35 %, no la han firmado o no sabían que existía. 160 usan la IA con cuenta personal y 57 con la de la empresa.</w:t>
       </w:r>
     </w:p>
     <w:p>
@@ -3998,7 +3998,7 @@
           <w:sz w:val="21"/>
           <w:szCs w:val="21"/>
         </w:rPr>
-        <w:t xml:space="preserve">48 personas del programa dicen que lo que saben de su trabajo no está escrito de forma que otra persona pueda continuarlo, y 79 rehacen en un archivo propio la información que ya está en el sistema.</w:t>
+        <w:t xml:space="preserve">32 administrativos dicen que lo que saben de su trabajo no está escrito de forma que otra persona pueda continuarlo, y 57 rehacen en un archivo propio la información que ya está en el sistema.</w:t>
       </w:r>
     </w:p>
     <w:p>
@@ -4029,7 +4029,7 @@
           <w:sz w:val="21"/>
           <w:szCs w:val="21"/>
         </w:rPr>
-        <w:t xml:space="preserve">21 administrativos trabajan sin computador propio. En el programa, 66 personas tienen conexión intermitente o solo datos del celular y 142 reportan bloqueos totales o parciales a herramientas de IA desde la red.</w:t>
+        <w:t xml:space="preserve">24 administrativos trabajan desde el celular o sin dispositivo en su puesto y 18 comparten computador. 53 tienen conexión intermitente o solo datos del celular. 100 reportan herramientas de IA bloqueadas total o parcialmente desde la red de la empresa.</w:t>
       </w:r>
     </w:p>
     <w:p>
@@ -4074,7 +4074,7 @@
           <w:sz w:val="21"/>
           <w:szCs w:val="21"/>
         </w:rPr>
-        <w:t xml:space="preserve">Las afirmaciones más altas del programa: la gente busca la causa cuando algo falla (4,53 sobre 5) y resuelve con la otra área antes de escalar (4,48). Las más bajas: usar la información del sistema sin rehacerla en un archivo propio (3,61) y tener escrito lo que sabe de su trabajo (3,76).</w:t>
+        <w:t xml:space="preserve">Las afirmaciones más altas del perfil: busca la causa cuando algo falla (4,58 sobre 5) y resuelve con la otra área antes de escalar (4,48). Las más bajas: usar la información del sistema sin rehacerla en un archivo propio (3,64; 57 personas responden 1 o 2) y tener escrito lo que sabe de su trabajo (3,79; 32 personas).</w:t>
       </w:r>
     </w:p>
     <w:p>
@@ -4088,7 +4088,7 @@
           <w:sz w:val="21"/>
           <w:szCs w:val="21"/>
         </w:rPr>
-        <w:t xml:space="preserve">329 personas escribieron qué esperan de la IA: ahorrar tiempo (38 %), organizar tareas y pendientes (23 %), atención al cliente, cotizaciones y ventas (14 %), automatizar lo repetitivo (11 %) y analizar datos (10 %).</w:t>
+        <w:t xml:space="preserve">386 personas del programa escribieron qué esperan de la IA. Los temas que más se repiten: ahorrar tiempo, organizar tareas y pendientes, atención al cliente y cotizaciones, automatizar lo repetitivo y analizar datos.</w:t>
       </w:r>
     </w:p>
     <w:p>
@@ -4136,7 +4136,7 @@
           <w:sz w:val="21"/>
           <w:szCs w:val="21"/>
         </w:rPr>
-        <w:t xml:space="preserve">En administrativo, el crecimiento o ascenso llega al 66 % y la certificación al 17 %. Úsalo al anunciar los puntos en la apertura y el cierre.</w:t>
+        <w:t xml:space="preserve">En administrativo, el crecimiento o ascenso llega al 66 %, el bono o premio al 62 %, una experiencia para el área al 22 % y la certificación al 17 %. Úsalo al anunciar los puntos en la apertura y el cierre.</w:t>
       </w:r>
     </w:p>
     <w:p>
@@ -4357,7 +4357,7 @@
                 <w:sz w:val="19"/>
                 <w:szCs w:val="19"/>
               </w:rPr>
-              <w:t xml:space="preserve">menos de 74,4</w:t>
+              <w:t xml:space="preserve">menos de 74,1</w:t>
             </w:r>
           </w:p>
         </w:tc>
@@ -4388,7 +4388,7 @@
                 <w:sz w:val="19"/>
                 <w:szCs w:val="19"/>
               </w:rPr>
-              <w:t xml:space="preserve">70</w:t>
+              <w:t xml:space="preserve">82</w:t>
             </w:r>
           </w:p>
         </w:tc>
@@ -4455,7 +4455,7 @@
                 <w:sz w:val="19"/>
                 <w:szCs w:val="19"/>
               </w:rPr>
-              <w:t xml:space="preserve">74,4 a 83,2</w:t>
+              <w:t xml:space="preserve">74,1 a 82,9</w:t>
             </w:r>
           </w:p>
         </w:tc>
@@ -4486,7 +4486,7 @@
                 <w:sz w:val="19"/>
                 <w:szCs w:val="19"/>
               </w:rPr>
-              <w:t xml:space="preserve">70</w:t>
+              <w:t xml:space="preserve">84</w:t>
             </w:r>
           </w:p>
         </w:tc>
@@ -4553,7 +4553,7 @@
                 <w:sz w:val="19"/>
                 <w:szCs w:val="19"/>
               </w:rPr>
-              <w:t xml:space="preserve">83,3 a 89,9</w:t>
+              <w:t xml:space="preserve">83,0 a 89,9</w:t>
             </w:r>
           </w:p>
         </w:tc>
@@ -4584,7 +4584,7 @@
                 <w:sz w:val="19"/>
                 <w:szCs w:val="19"/>
               </w:rPr>
-              <w:t xml:space="preserve">70</w:t>
+              <w:t xml:space="preserve">82</w:t>
             </w:r>
           </w:p>
         </w:tc>
@@ -4682,7 +4682,7 @@
                 <w:sz w:val="19"/>
                 <w:szCs w:val="19"/>
               </w:rPr>
-              <w:t xml:space="preserve">72</w:t>
+              <w:t xml:space="preserve">84</w:t>
             </w:r>
           </w:p>
         </w:tc>
@@ -4699,7 +4699,7 @@
           <w:sz w:val="21"/>
           <w:szCs w:val="21"/>
         </w:rPr>
-        <w:t xml:space="preserve">Con los cortes absolutos del instrumento: 4 en Chispa, 19 en Impulso, 87 en Fuerza y 172 en Grandeza.</w:t>
+        <w:t xml:space="preserve">Con los cortes absolutos del instrumento: 6 en Chispa, 23 en Impulso, 105 en Fuerza y 198 en Grandeza.</w:t>
       </w:r>
     </w:p>
     <w:p>
@@ -4713,7 +4713,7 @@
           <w:sz w:val="21"/>
           <w:szCs w:val="21"/>
         </w:rPr>
-        <w:t xml:space="preserve">Los G4 Referentes apoyan a dos compañeros cada uno durante la práctica. 27 de los 43 candidatos a formador interno son administrativos. La asignación es provisional hasta que cierre la convocatoria.</w:t>
+        <w:t xml:space="preserve">Los G4 Referentes apoyan a dos compañeros cada uno durante la práctica. 33 de los 50 candidatos a formador interno son administrativos. La asignación es provisional hasta que cierre la convocatoria.</w:t>
       </w:r>
     </w:p>
     <w:p>
@@ -4749,7 +4749,7 @@
           <w:sz w:val="21"/>
           <w:szCs w:val="21"/>
         </w:rPr>
-        <w:t xml:space="preserve">Taller 1: abre por la estructura de comunicar resultados, el ítem más bajo con 74,8 %. El resumen de cinco puntos de la demostración se convierte en lo que se presenta en diez minutos.</w:t>
+        <w:t xml:space="preserve">Taller 1: abre por la estructura de comunicar resultados, el ítem más bajo con 74,7 %. El resumen de cinco puntos de la demostración se convierte en lo que se presenta en diez minutos.</w:t>
       </w:r>
     </w:p>
     <w:p>
@@ -4768,7 +4768,7 @@
           <w:sz w:val="21"/>
           <w:szCs w:val="21"/>
         </w:rPr>
-        <w:t xml:space="preserve">Taller 1: avanza al ritmo de quien nunca la abrió. 45 % del grupo usó IA una o dos veces o ninguna en el último mes.</w:t>
+        <w:t xml:space="preserve">Taller 1: avanza al ritmo de quien nunca la abrió. 154 de 332, el 46 %, usaron IA una o dos veces o ninguna en el último mes.</w:t>
       </w:r>
     </w:p>
     <w:p>
@@ -4787,7 +4787,7 @@
           <w:sz w:val="21"/>
           <w:szCs w:val="21"/>
         </w:rPr>
-        <w:t xml:space="preserve">Taller 2: cada persona anota cuánto le toma el reporte del mes antes de tocarlo. 89 administrativos dedican más de 5 horas semanales a tareas de pasos iguales.</w:t>
+        <w:t xml:space="preserve">Taller 2: cada persona anota cuánto le toma el reporte del mes antes de tocarlo. 100 administrativos dedican más de 5 horas semanales a tareas de pasos iguales.</w:t>
       </w:r>
     </w:p>
     <w:p>
@@ -4806,7 +4806,7 @@
           <w:sz w:val="21"/>
           <w:szCs w:val="21"/>
         </w:rPr>
-        <w:t xml:space="preserve">Taller 3: el tablero de pendientes parte de cómo hacen seguimiento hoy: 185 en papel o marcando correos, 22 en una herramienta compartida.</w:t>
+        <w:t xml:space="preserve">Taller 3: el tablero de pendientes parte de cómo hacen seguimiento hoy: 220 en papel o marcando correos, 23 en una herramienta compartida.</w:t>
       </w:r>
     </w:p>
     <w:p>
@@ -4844,7 +4844,7 @@
           <w:sz w:val="21"/>
           <w:szCs w:val="21"/>
         </w:rPr>
-        <w:t xml:space="preserve">Taller 6: el trámite de 30 firmas es el caso de rediseño. Es el segundo ítem más bajo, con 78,4 %.</w:t>
+        <w:t xml:space="preserve">Taller 6: el trámite de 30 firmas es el caso de rediseño. Es el segundo ítem más bajo, con 76,8 %.</w:t>
       </w:r>
     </w:p>
     <w:p>
@@ -4930,7 +4930,7 @@
                 <w:sz w:val="20"/>
                 <w:szCs w:val="20"/>
               </w:rPr>
-              <w:t xml:space="preserve">Las cifras corresponden a quienes respondieron hasta el 14 de octubre. Respondieron primero las empresas con seguimiento cercano y las personas con computador y conexión estables. Al cerrar la convocatoria es razonable esperar índices algo más bajos y más personas sin dispositivo propio.</w:t>
+              <w:t xml:space="preserve">Las cifras corresponden a quienes terminaron el diagnóstico hasta el 23 de octubre: 482 de 680 personas, 71 % del programa. Respondieron primero las empresas con seguimiento cercano y las personas con computador y conexión estables. Las 191 que faltan pueden mover los cortes de los grupos.</w:t>
             </w:r>
           </w:p>
         </w:tc>
@@ -5004,7 +5004,7 @@
         <w:sz w:val="16"/>
         <w:szCs w:val="16"/>
       </w:rPr>
-      <w:t xml:space="preserve">Pivot Power · 21 de octubre de 2026</w:t>
+      <w:t xml:space="preserve">Pivot Power · 27 de octubre de 2026</w:t>
     </w:r>
     <w:r>
       <w:rPr>
